--- a/public/templates/contrato-compra.docx
+++ b/public/templates/contrato-compra.docx
@@ -5,7 +5,7 @@
     <w:p>
       <w:pPr>
         <w:widowControl w:val="0"/>
-        <w:spacing w:after="20" w:line="360" w:lineRule="auto" w:before="0"/>
+        <w:spacing w:after="140" w:line="480" w:lineRule="auto" w:before="0"/>
         <w:jc w:val="center"/>
         <w:rPr>
           <w:rFonts w:asciiTheme="minorHAnsi" w:eastAsiaTheme="minorHAnsi" w:hAnsiTheme="minorHAnsi" w:cstheme="minorHAnsi"/>
@@ -59,7 +59,7 @@
     <w:p>
       <w:pPr>
         <w:widowControl w:val="0"/>
-        <w:spacing w:after="0" w:line="360" w:lineRule="auto" w:before="0"/>
+        <w:spacing w:after="0" w:line="480" w:lineRule="auto" w:before="0"/>
         <w:jc w:val="center"/>
         <w:rPr>
           <w:rFonts w:asciiTheme="minorHAnsi" w:eastAsiaTheme="minorHAnsi" w:hAnsiTheme="minorHAnsi" w:cstheme="minorHAnsi"/>
@@ -87,7 +87,7 @@
     <w:p>
       <w:pPr>
         <w:widowControl w:val="0"/>
-        <w:spacing w:after="0" w:line="360" w:lineRule="auto" w:before="0"/>
+        <w:spacing w:after="0" w:line="480" w:lineRule="auto" w:before="0"/>
         <w:jc w:val="center"/>
         <w:rPr>
           <w:rFonts w:asciiTheme="minorHAnsi" w:eastAsiaTheme="minorHAnsi" w:hAnsiTheme="minorHAnsi" w:cstheme="minorHAnsi"/>
@@ -115,7 +115,7 @@
     <w:p>
       <w:pPr>
         <w:widowControl w:val="0"/>
-        <w:spacing w:after="0" w:line="360" w:lineRule="auto" w:before="0"/>
+        <w:spacing w:after="0" w:line="480" w:lineRule="auto" w:before="0"/>
         <w:jc w:val="center"/>
         <w:rPr>
           <w:rFonts w:asciiTheme="minorHAnsi" w:eastAsiaTheme="minorHAnsi" w:hAnsiTheme="minorHAnsi" w:cstheme="minorHAnsi"/>
@@ -201,7 +201,7 @@
     <w:p>
       <w:pPr>
         <w:widowControl w:val="0"/>
-        <w:spacing w:after="40" w:line="360" w:lineRule="auto" w:before="0"/>
+        <w:spacing w:after="160" w:line="480" w:lineRule="auto" w:before="0"/>
         <w:jc w:val="both"/>
         <w:rPr>
           <w:rFonts w:asciiTheme="minorHAnsi" w:eastAsiaTheme="minorHAnsi" w:hAnsiTheme="minorHAnsi" w:cstheme="minorHAnsi"/>
@@ -424,154 +424,192 @@
           <w:b w:val="0"/>
           <w:sz w:val="20"/>
         </w:rPr>
-        <w:t xml:space="preserve"> ) referente venda do Veículo marca / modelo </w:t>
-      </w:r>
-      <w:r>
-        <w:rPr>
-          <w:rFonts w:asciiTheme="minorHAnsi" w:eastAsiaTheme="minorHAnsi" w:hAnsiTheme="minorHAnsi" w:cstheme="minorHAnsi"/>
-          <w:b/>
-          <w:sz w:val="20"/>
-        </w:rPr>
-        <w:t>{moto_marca_modelo}</w:t>
-      </w:r>
-      <w:r>
-        <w:rPr>
-          <w:rFonts w:asciiTheme="minorHAnsi" w:eastAsiaTheme="minorHAnsi" w:hAnsiTheme="minorHAnsi" w:cstheme="minorHAnsi"/>
-          <w:b w:val="0"/>
-          <w:sz w:val="20"/>
-        </w:rPr>
-        <w:t xml:space="preserve"> com Placa: </w:t>
-      </w:r>
-      <w:r>
-        <w:rPr>
-          <w:rFonts w:asciiTheme="minorHAnsi" w:eastAsiaTheme="minorHAnsi" w:hAnsiTheme="minorHAnsi" w:cstheme="minorHAnsi"/>
-          <w:b/>
-          <w:sz w:val="20"/>
-        </w:rPr>
-        <w:t>{moto_placa}</w:t>
-      </w:r>
-      <w:r>
-        <w:rPr>
-          <w:rFonts w:asciiTheme="minorHAnsi" w:eastAsiaTheme="minorHAnsi" w:hAnsiTheme="minorHAnsi" w:cstheme="minorHAnsi"/>
-          <w:b w:val="0"/>
-          <w:sz w:val="20"/>
-        </w:rPr>
-        <w:t xml:space="preserve"> de cor: </w:t>
-      </w:r>
-      <w:r>
-        <w:rPr>
-          <w:rFonts w:asciiTheme="minorHAnsi" w:eastAsiaTheme="minorHAnsi" w:hAnsiTheme="minorHAnsi" w:cstheme="minorHAnsi"/>
-          <w:b/>
-          <w:sz w:val="20"/>
-        </w:rPr>
-        <w:t>{moto_cor}</w:t>
-      </w:r>
-      <w:r>
-        <w:rPr>
-          <w:rFonts w:asciiTheme="minorHAnsi" w:eastAsiaTheme="minorHAnsi" w:hAnsiTheme="minorHAnsi" w:cstheme="minorHAnsi"/>
-          <w:b w:val="0"/>
-          <w:sz w:val="20"/>
-        </w:rPr>
-        <w:t xml:space="preserve"> RENAVAM: </w:t>
-      </w:r>
-      <w:r>
-        <w:rPr>
-          <w:rFonts w:asciiTheme="minorHAnsi" w:eastAsiaTheme="minorHAnsi" w:hAnsiTheme="minorHAnsi" w:cstheme="minorHAnsi"/>
-          <w:b/>
-          <w:sz w:val="20"/>
-        </w:rPr>
-        <w:t>{moto_renavam}</w:t>
-      </w:r>
-      <w:r>
-        <w:rPr>
-          <w:rFonts w:asciiTheme="minorHAnsi" w:eastAsiaTheme="minorHAnsi" w:hAnsiTheme="minorHAnsi" w:cstheme="minorHAnsi"/>
-          <w:b w:val="0"/>
-          <w:sz w:val="20"/>
-        </w:rPr>
-        <w:t xml:space="preserve"> CHASSI: </w:t>
-      </w:r>
-      <w:r>
-        <w:rPr>
-          <w:rFonts w:asciiTheme="minorHAnsi" w:eastAsiaTheme="minorHAnsi" w:hAnsiTheme="minorHAnsi" w:cstheme="minorHAnsi"/>
-          <w:b/>
-          <w:sz w:val="20"/>
-        </w:rPr>
-        <w:t>{moto_chassi}</w:t>
-      </w:r>
-    </w:p>
-    <w:p>
-      <w:pPr>
-        <w:widowControl w:val="0"/>
-        <w:spacing w:after="40" w:line="360" w:lineRule="auto" w:before="0"/>
-        <w:jc w:val="both"/>
-        <w:rPr>
-          <w:rFonts w:asciiTheme="minorHAnsi" w:eastAsiaTheme="minorHAnsi" w:hAnsiTheme="minorHAnsi" w:cstheme="minorHAnsi"/>
-          <w:b/>
+        <w:t xml:space="preserve"> ) referente venda do Veículo abaixo descrito:</w:t>
+      </w:r>
+    </w:p>
+    <w:p>
+      <w:pPr>
+        <w:widowControl w:val="0"/>
+        <w:spacing w:after="0" w:line="240" w:lineRule="auto" w:before="0"/>
+        <w:jc w:val="left"/>
+      </w:pPr>
+      <w:r>
+        <w:rPr>
+          <w:rFonts w:asciiTheme="minorHAnsi" w:eastAsiaTheme="minorHAnsi" w:hAnsiTheme="minorHAnsi" w:cstheme="minorHAnsi"/>
+          <w:b w:val="0"/>
+          <w:sz w:val="20"/>
+        </w:rPr>
+        <w:t xml:space="preserve">Marca / modelo: </w:t>
+      </w:r>
+      <w:r>
+        <w:rPr>
+          <w:rFonts w:asciiTheme="minorHAnsi" w:eastAsiaTheme="minorHAnsi" w:hAnsiTheme="minorHAnsi" w:cstheme="minorHAnsi"/>
+          <w:b/>
+          <w:sz w:val="20"/>
+        </w:rPr>
+        <w:t xml:space="preserve">{moto_marca_modelo}</w:t>
+      </w:r>
+    </w:p>
+    <w:p>
+      <w:pPr>
+        <w:widowControl w:val="0"/>
+        <w:spacing w:after="0" w:line="240" w:lineRule="auto" w:before="0"/>
+        <w:jc w:val="left"/>
+      </w:pPr>
+      <w:r>
+        <w:rPr>
+          <w:rFonts w:asciiTheme="minorHAnsi" w:eastAsiaTheme="minorHAnsi" w:hAnsiTheme="minorHAnsi" w:cstheme="minorHAnsi"/>
+          <w:b w:val="0"/>
+          <w:sz w:val="20"/>
+        </w:rPr>
+        <w:t xml:space="preserve">Placa: </w:t>
+      </w:r>
+      <w:r>
+        <w:rPr>
+          <w:rFonts w:asciiTheme="minorHAnsi" w:eastAsiaTheme="minorHAnsi" w:hAnsiTheme="minorHAnsi" w:cstheme="minorHAnsi"/>
+          <w:b/>
+          <w:sz w:val="20"/>
+        </w:rPr>
+        <w:t xml:space="preserve">{moto_placa}</w:t>
+      </w:r>
+    </w:p>
+    <w:p>
+      <w:pPr>
+        <w:widowControl w:val="0"/>
+        <w:spacing w:after="0" w:line="240" w:lineRule="auto" w:before="0"/>
+        <w:jc w:val="left"/>
+      </w:pPr>
+      <w:r>
+        <w:rPr>
+          <w:rFonts w:asciiTheme="minorHAnsi" w:eastAsiaTheme="minorHAnsi" w:hAnsiTheme="minorHAnsi" w:cstheme="minorHAnsi"/>
+          <w:b w:val="0"/>
+          <w:sz w:val="20"/>
+        </w:rPr>
+        <w:t xml:space="preserve">Cor: </w:t>
+      </w:r>
+      <w:r>
+        <w:rPr>
+          <w:rFonts w:asciiTheme="minorHAnsi" w:eastAsiaTheme="minorHAnsi" w:hAnsiTheme="minorHAnsi" w:cstheme="minorHAnsi"/>
+          <w:b/>
+          <w:sz w:val="20"/>
+        </w:rPr>
+        <w:t xml:space="preserve">{moto_cor}</w:t>
+      </w:r>
+    </w:p>
+    <w:p>
+      <w:pPr>
+        <w:widowControl w:val="0"/>
+        <w:spacing w:after="0" w:line="240" w:lineRule="auto" w:before="0"/>
+        <w:jc w:val="left"/>
+      </w:pPr>
+      <w:r>
+        <w:rPr>
+          <w:rFonts w:asciiTheme="minorHAnsi" w:eastAsiaTheme="minorHAnsi" w:hAnsiTheme="minorHAnsi" w:cstheme="minorHAnsi"/>
+          <w:b w:val="0"/>
+          <w:sz w:val="20"/>
+        </w:rPr>
+        <w:t xml:space="preserve">RENAVAM: </w:t>
+      </w:r>
+      <w:r>
+        <w:rPr>
+          <w:rFonts w:asciiTheme="minorHAnsi" w:eastAsiaTheme="minorHAnsi" w:hAnsiTheme="minorHAnsi" w:cstheme="minorHAnsi"/>
+          <w:b/>
+          <w:sz w:val="20"/>
+        </w:rPr>
+        <w:t xml:space="preserve">{moto_renavam}</w:t>
+      </w:r>
+    </w:p>
+    <w:p>
+      <w:pPr>
+        <w:widowControl w:val="0"/>
+        <w:spacing w:after="0" w:line="240" w:lineRule="auto" w:before="0"/>
+        <w:jc w:val="left"/>
+      </w:pPr>
+      <w:r>
+        <w:rPr>
+          <w:rFonts w:asciiTheme="minorHAnsi" w:eastAsiaTheme="minorHAnsi" w:hAnsiTheme="minorHAnsi" w:cstheme="minorHAnsi"/>
+          <w:b w:val="0"/>
+          <w:sz w:val="20"/>
+        </w:rPr>
+        <w:t xml:space="preserve">Chassi: </w:t>
+      </w:r>
+      <w:r>
+        <w:rPr>
+          <w:rFonts w:asciiTheme="minorHAnsi" w:eastAsiaTheme="minorHAnsi" w:hAnsiTheme="minorHAnsi" w:cstheme="minorHAnsi"/>
+          <w:b/>
+          <w:sz w:val="20"/>
+        </w:rPr>
+        <w:t xml:space="preserve">{moto_chassi}</w:t>
+      </w:r>
+    </w:p>
+    <w:p>
+      <w:pPr>
+        <w:widowControl w:val="0"/>
+        <w:spacing w:after="0" w:line="240" w:lineRule="auto" w:before="0"/>
+        <w:jc w:val="left"/>
+      </w:pPr>
+      <w:r>
+        <w:rPr>
+          <w:rFonts w:asciiTheme="minorHAnsi" w:eastAsiaTheme="minorHAnsi" w:hAnsiTheme="minorHAnsi" w:cstheme="minorHAnsi"/>
+          <w:b w:val="0"/>
+          <w:sz w:val="20"/>
+        </w:rPr>
+        <w:t xml:space="preserve">Ano de fabricação / modelo: </w:t>
+      </w:r>
+      <w:r>
+        <w:rPr>
+          <w:rFonts w:asciiTheme="minorHAnsi" w:eastAsiaTheme="minorHAnsi" w:hAnsiTheme="minorHAnsi" w:cstheme="minorHAnsi"/>
+          <w:b/>
+          <w:sz w:val="20"/>
+        </w:rPr>
+        <w:t xml:space="preserve">{moto_ano_fabricacao}</w:t>
+      </w:r>
+      <w:r>
+        <w:rPr>
+          <w:rFonts w:asciiTheme="minorHAnsi" w:eastAsiaTheme="minorHAnsi" w:hAnsiTheme="minorHAnsi" w:cstheme="minorHAnsi"/>
+          <w:b w:val="0"/>
+          <w:sz w:val="20"/>
+        </w:rPr>
+        <w:t xml:space="preserve"> / </w:t>
+      </w:r>
+      <w:r>
+        <w:rPr>
+          <w:rFonts w:asciiTheme="minorHAnsi" w:eastAsiaTheme="minorHAnsi" w:hAnsiTheme="minorHAnsi" w:cstheme="minorHAnsi"/>
+          <w:b/>
+          <w:sz w:val="20"/>
+        </w:rPr>
+        <w:t xml:space="preserve">{moto_ano_modelo}</w:t>
+      </w:r>
+      <w:r>
+        <w:rPr>
+          <w:rFonts w:asciiTheme="minorHAnsi" w:eastAsiaTheme="minorHAnsi" w:hAnsiTheme="minorHAnsi" w:cstheme="minorHAnsi"/>
+          <w:b w:val="0"/>
+          <w:sz w:val="20"/>
+        </w:rPr>
+        <w:t xml:space="preserve">      KM: </w:t>
+      </w:r>
+      <w:r>
+        <w:rPr>
+          <w:rFonts w:asciiTheme="minorHAnsi" w:eastAsiaTheme="minorHAnsi" w:hAnsiTheme="minorHAnsi" w:cstheme="minorHAnsi"/>
+          <w:b/>
+          <w:sz w:val="20"/>
+        </w:rPr>
+        <w:t xml:space="preserve">{moto_km}</w:t>
+      </w:r>
+    </w:p>
+    <w:p>
+      <w:pPr>
+        <w:widowControl w:val="0"/>
+        <w:spacing w:after="0" w:line="40" w:lineRule="exact" w:before="0"/>
+        <w:jc w:val="both"/>
+        <w:rPr>
+          <w:rFonts w:asciiTheme="minorHAnsi" w:eastAsiaTheme="minorHAnsi" w:hAnsiTheme="minorHAnsi" w:cstheme="minorHAnsi"/>
           <w:color w:val="000000"/>
         </w:rPr>
       </w:pPr>
       <w:r>
         <w:rPr>
           <w:rFonts w:asciiTheme="minorHAnsi" w:eastAsiaTheme="minorHAnsi" w:hAnsiTheme="minorHAnsi" w:cstheme="minorHAnsi"/>
-          <w:b w:val="0"/>
-          <w:sz w:val="20"/>
-        </w:rPr>
-        <w:t xml:space="preserve">Ano de fabricação / modelo </w:t>
-      </w:r>
-      <w:r>
-        <w:rPr>
-          <w:rFonts w:asciiTheme="minorHAnsi" w:eastAsiaTheme="minorHAnsi" w:hAnsiTheme="minorHAnsi" w:cstheme="minorHAnsi"/>
-          <w:b/>
-          <w:sz w:val="20"/>
-        </w:rPr>
-        <w:t>{moto_ano_fabricacao}</w:t>
-      </w:r>
-      <w:r>
-        <w:rPr>
-          <w:rFonts w:asciiTheme="minorHAnsi" w:eastAsiaTheme="minorHAnsi" w:hAnsiTheme="minorHAnsi" w:cstheme="minorHAnsi"/>
-          <w:b w:val="0"/>
-          <w:sz w:val="20"/>
-        </w:rPr>
-        <w:t xml:space="preserve"> / </w:t>
-      </w:r>
-      <w:r>
-        <w:rPr>
-          <w:rFonts w:asciiTheme="minorHAnsi" w:eastAsiaTheme="minorHAnsi" w:hAnsiTheme="minorHAnsi" w:cstheme="minorHAnsi"/>
-          <w:b/>
-          <w:sz w:val="20"/>
-        </w:rPr>
-        <w:t>{moto_ano_modelo}</w:t>
-      </w:r>
-      <w:r>
-        <w:rPr>
-          <w:rFonts w:asciiTheme="minorHAnsi" w:eastAsiaTheme="minorHAnsi" w:hAnsiTheme="minorHAnsi" w:cstheme="minorHAnsi"/>
-          <w:b w:val="0"/>
-          <w:sz w:val="20"/>
-        </w:rPr>
-        <w:t xml:space="preserve">         KM: </w:t>
-      </w:r>
-      <w:r>
-        <w:rPr>
-          <w:rFonts w:asciiTheme="minorHAnsi" w:eastAsiaTheme="minorHAnsi" w:hAnsiTheme="minorHAnsi" w:cstheme="minorHAnsi"/>
-          <w:b/>
-          <w:sz w:val="20"/>
-        </w:rPr>
-        <w:t>{moto_km}</w:t>
-      </w:r>
-    </w:p>
-    <w:p>
-      <w:pPr>
-        <w:widowControl w:val="0"/>
-        <w:spacing w:after="0" w:line="40" w:lineRule="exact" w:before="0"/>
-        <w:jc w:val="both"/>
-        <w:rPr>
-          <w:rFonts w:asciiTheme="minorHAnsi" w:eastAsiaTheme="minorHAnsi" w:hAnsiTheme="minorHAnsi" w:cstheme="minorHAnsi"/>
-          <w:color w:val="000000"/>
-        </w:rPr>
-      </w:pPr>
-      <w:r>
-        <w:rPr>
-          <w:rFonts w:asciiTheme="minorHAnsi" w:eastAsiaTheme="minorHAnsi" w:hAnsiTheme="minorHAnsi" w:cstheme="minorHAnsi"/>
           <w:sz w:val="4"/>
         </w:rPr>
       </w:r>
@@ -579,7 +617,7 @@
     <w:p>
       <w:pPr>
         <w:widowControl w:val="0"/>
-        <w:spacing w:after="40" w:line="360" w:lineRule="auto" w:before="0"/>
+        <w:spacing w:after="160" w:line="480" w:lineRule="auto" w:before="0"/>
         <w:jc w:val="both"/>
         <w:rPr>
           <w:color w:val="000000" w:themeColor="text1"/>
@@ -715,7 +753,7 @@
     <w:p>
       <w:pPr>
         <w:widowControl w:val="0"/>
-        <w:spacing w:after="40" w:line="360" w:lineRule="auto" w:before="0"/>
+        <w:spacing w:after="160" w:line="480" w:lineRule="auto" w:before="0"/>
         <w:jc w:val="both"/>
         <w:rPr>
           <w:color w:val="000000" w:themeColor="text1"/>
@@ -773,7 +811,7 @@
     <w:p>
       <w:pPr>
         <w:widowControl w:val="0"/>
-        <w:spacing w:after="40" w:line="360" w:lineRule="auto" w:before="0"/>
+        <w:spacing w:after="160" w:line="480" w:lineRule="auto" w:before="0"/>
         <w:jc w:val="both"/>
         <w:rPr>
           <w:color w:val="000000" w:themeColor="text1"/>
@@ -921,7 +959,7 @@
     <w:p>
       <w:pPr>
         <w:widowControl w:val="0"/>
-        <w:spacing w:after="840" w:line="360" w:lineRule="auto" w:before="0"/>
+        <w:spacing w:after="840" w:line="480" w:lineRule="auto" w:before="0"/>
         <w:jc w:val="both"/>
         <w:rPr>
           <w:color w:val="000000"/>
@@ -1074,7 +1112,7 @@
     </w:p>
     <w:p>
       <w:pPr>
-        <w:spacing w:before="120" w:after="0" w:line="360" w:lineRule="auto"/>
+        <w:spacing w:before="120" w:after="0" w:line="480" w:lineRule="auto"/>
       </w:pPr>
       <w:r>
         <w:rPr>
@@ -1117,7 +1155,7 @@
           </w:tcPr>
           <w:p>
             <w:pPr>
-              <w:spacing w:before="0" w:after="100" w:line="360" w:lineRule="auto"/>
+              <w:spacing w:before="0" w:after="220" w:line="480" w:lineRule="auto"/>
               <w:jc w:val="center"/>
             </w:pPr>
             <w:r>
@@ -1143,7 +1181,7 @@
           </w:tcPr>
           <w:p>
             <w:pPr>
-              <w:spacing w:after="100"/>
+              <w:spacing w:after="220"/>
               <w:jc w:val="center"/>
             </w:pPr>
             <w:r/>
@@ -1162,7 +1200,7 @@
           </w:tcPr>
           <w:p>
             <w:pPr>
-              <w:spacing w:before="0" w:after="100" w:line="360" w:lineRule="auto"/>
+              <w:spacing w:before="0" w:after="220" w:line="480" w:lineRule="auto"/>
               <w:jc w:val="center"/>
             </w:pPr>
             <w:r>
@@ -1190,7 +1228,7 @@
           </w:tcPr>
           <w:p>
             <w:pPr>
-              <w:spacing w:before="0" w:after="0" w:line="360" w:lineRule="auto"/>
+              <w:spacing w:before="0" w:after="0" w:line="480" w:lineRule="auto"/>
               <w:jc w:val="center"/>
             </w:pPr>
             <w:r>
@@ -1235,7 +1273,7 @@
           </w:tcPr>
           <w:p>
             <w:pPr>
-              <w:spacing w:before="0" w:after="0" w:line="360" w:lineRule="auto"/>
+              <w:spacing w:before="0" w:after="0" w:line="480" w:lineRule="auto"/>
               <w:jc w:val="center"/>
             </w:pPr>
             <w:r>

--- a/public/templates/contrato-compra.docx
+++ b/public/templates/contrato-compra.docx
@@ -264,7 +264,7 @@
           <w:b w:val="0"/>
           <w:sz w:val="20"/>
         </w:rPr>
-        <w:t xml:space="preserve">   Residente e domiciliado à av / rua: </w:t>
+        <w:t xml:space="preserve">   Residente e domiciliado à </w:t>
       </w:r>
       <w:r>
         <w:rPr>
@@ -436,7 +436,7 @@
       <w:r>
         <w:rPr>
           <w:rFonts w:asciiTheme="minorHAnsi" w:eastAsiaTheme="minorHAnsi" w:hAnsiTheme="minorHAnsi" w:cstheme="minorHAnsi"/>
-          <w:b w:val="0"/>
+          <w:b/>
           <w:sz w:val="20"/>
         </w:rPr>
         <w:t xml:space="preserve">Marca / modelo: </w:t>
@@ -459,7 +459,7 @@
       <w:r>
         <w:rPr>
           <w:rFonts w:asciiTheme="minorHAnsi" w:eastAsiaTheme="minorHAnsi" w:hAnsiTheme="minorHAnsi" w:cstheme="minorHAnsi"/>
-          <w:b w:val="0"/>
+          <w:b/>
           <w:sz w:val="20"/>
         </w:rPr>
         <w:t xml:space="preserve">Placa: </w:t>
@@ -482,7 +482,7 @@
       <w:r>
         <w:rPr>
           <w:rFonts w:asciiTheme="minorHAnsi" w:eastAsiaTheme="minorHAnsi" w:hAnsiTheme="minorHAnsi" w:cstheme="minorHAnsi"/>
-          <w:b w:val="0"/>
+          <w:b/>
           <w:sz w:val="20"/>
         </w:rPr>
         <w:t xml:space="preserve">Cor: </w:t>
@@ -505,7 +505,7 @@
       <w:r>
         <w:rPr>
           <w:rFonts w:asciiTheme="minorHAnsi" w:eastAsiaTheme="minorHAnsi" w:hAnsiTheme="minorHAnsi" w:cstheme="minorHAnsi"/>
-          <w:b w:val="0"/>
+          <w:b/>
           <w:sz w:val="20"/>
         </w:rPr>
         <w:t xml:space="preserve">RENAVAM: </w:t>
@@ -528,7 +528,7 @@
       <w:r>
         <w:rPr>
           <w:rFonts w:asciiTheme="minorHAnsi" w:eastAsiaTheme="minorHAnsi" w:hAnsiTheme="minorHAnsi" w:cstheme="minorHAnsi"/>
-          <w:b w:val="0"/>
+          <w:b/>
           <w:sz w:val="20"/>
         </w:rPr>
         <w:t xml:space="preserve">Chassi: </w:t>
@@ -551,7 +551,7 @@
       <w:r>
         <w:rPr>
           <w:rFonts w:asciiTheme="minorHAnsi" w:eastAsiaTheme="minorHAnsi" w:hAnsiTheme="minorHAnsi" w:cstheme="minorHAnsi"/>
-          <w:b w:val="0"/>
+          <w:b/>
           <w:sz w:val="20"/>
         </w:rPr>
         <w:t xml:space="preserve">Ano de fabricação / modelo: </w:t>
@@ -567,7 +567,7 @@
       <w:r>
         <w:rPr>
           <w:rFonts w:asciiTheme="minorHAnsi" w:eastAsiaTheme="minorHAnsi" w:hAnsiTheme="minorHAnsi" w:cstheme="minorHAnsi"/>
-          <w:b w:val="0"/>
+          <w:b/>
           <w:sz w:val="20"/>
         </w:rPr>
         <w:t xml:space="preserve"> / </w:t>
@@ -583,7 +583,7 @@
       <w:r>
         <w:rPr>
           <w:rFonts w:asciiTheme="minorHAnsi" w:eastAsiaTheme="minorHAnsi" w:hAnsiTheme="minorHAnsi" w:cstheme="minorHAnsi"/>
-          <w:b w:val="0"/>
+          <w:b/>
           <w:sz w:val="20"/>
         </w:rPr>
         <w:t xml:space="preserve">      KM: </w:t>
@@ -1237,7 +1237,7 @@
                 <w:b/>
                 <w:sz w:val="20"/>
               </w:rPr>
-              <w:t>BLACKOUT MOTOS</w:t>
+              <w:t xml:space="preserve"/>
             </w:r>
           </w:p>
         </w:tc>
